--- a/Internship Task Complition.docx
+++ b/Internship Task Complition.docx
@@ -4,13 +4,8 @@
   <w:body>
     <w:p>
       <w:r>
-        <w:t xml:space="preserve">CREATE TABLE </w:t>
-      </w:r>
-      <w:proofErr w:type="gramStart"/>
-      <w:r>
-        <w:t>Employee(</w:t>
-      </w:r>
-      <w:proofErr w:type="gramEnd"/>
+        <w:t>CREATE TABLE Employee(</w:t>
+      </w:r>
     </w:p>
     <w:p>
       <w:r>
@@ -19,23 +14,12 @@
     </w:p>
     <w:p>
       <w:r>
-        <w:t xml:space="preserve">EMPNAME </w:t>
-      </w:r>
-      <w:proofErr w:type="gramStart"/>
-      <w:r>
-        <w:t>VARCHAR(</w:t>
-      </w:r>
-      <w:proofErr w:type="gramEnd"/>
-      <w:r>
-        <w:t>50),</w:t>
-      </w:r>
-    </w:p>
-    <w:p>
-      <w:r>
-        <w:t>SALARY NUMERIC</w:t>
-      </w:r>
-      <w:r>
-        <w:t xml:space="preserve"> </w:t>
+        <w:t>EMPNAME VARCHAR(50),</w:t>
+      </w:r>
+    </w:p>
+    <w:p>
+      <w:r>
+        <w:t xml:space="preserve">SALARY NUMERIC </w:t>
       </w:r>
     </w:p>
     <w:p>
@@ -60,86 +44,127 @@
     </w:p>
     <w:p>
       <w:r>
-        <w:t>(1, 'RAM', 15000),</w:t>
-      </w:r>
-    </w:p>
-    <w:p>
-      <w:r>
-        <w:t>(2, 'SHYAM', 20000),</w:t>
-      </w:r>
-    </w:p>
-    <w:p>
-      <w:r>
-        <w:t>(3, 'GOPAL', 12000),</w:t>
-      </w:r>
-    </w:p>
-    <w:p>
-      <w:r>
-        <w:t>(4, 'MOHAN', 14000),</w:t>
-      </w:r>
-    </w:p>
-    <w:p>
-      <w:r>
-        <w:t>(5, 'JOHN', 13500),</w:t>
-      </w:r>
-    </w:p>
-    <w:p>
-      <w:r>
-        <w:t>(6, 'ABHISHEK', 20500),</w:t>
-      </w:r>
-    </w:p>
-    <w:p>
-      <w:r>
-        <w:t>(7, 'ANAND', 18000),</w:t>
-      </w:r>
-    </w:p>
-    <w:p>
-      <w:r>
-        <w:t>(8, 'MANISH', 19000),</w:t>
-      </w:r>
-    </w:p>
-    <w:p>
-      <w:r>
-        <w:t>(9, 'SHYAM', 20000),</w:t>
-      </w:r>
-    </w:p>
-    <w:p>
-      <w:r>
-        <w:t>(10, 'JOHN', 13500);</w:t>
-      </w:r>
-    </w:p>
-    <w:p/>
-    <w:p>
-      <w:r>
-        <w:t xml:space="preserve">CREATE TABLE </w:t>
-      </w:r>
-      <w:proofErr w:type="gramStart"/>
-      <w:r>
-        <w:t>Department(</w:t>
-      </w:r>
-      <w:proofErr w:type="gramEnd"/>
-    </w:p>
-    <w:p>
-      <w:r>
-        <w:t>DPTID INT,</w:t>
-      </w:r>
-    </w:p>
-    <w:p>
-      <w:r>
-        <w:t xml:space="preserve">DEPARTMENT </w:t>
-      </w:r>
-      <w:proofErr w:type="gramStart"/>
-      <w:r>
-        <w:t>VARCHAR(</w:t>
-      </w:r>
-      <w:proofErr w:type="gramEnd"/>
-      <w:r>
-        <w:t>50),</w:t>
-      </w:r>
-    </w:p>
-    <w:p>
-      <w:r>
-        <w:t>JOINING_DATE DATE</w:t>
+        <w:t>(101, 'RAM', 15000),</w:t>
+      </w:r>
+    </w:p>
+    <w:p>
+      <w:r>
+        <w:t>(102, 'SHYAM', 20000),</w:t>
+      </w:r>
+    </w:p>
+    <w:p>
+      <w:r>
+        <w:t>(103, 'GOPAL', 12000),</w:t>
+      </w:r>
+    </w:p>
+    <w:p>
+      <w:r>
+        <w:t>(104, 'MOHAN', 14000),</w:t>
+      </w:r>
+    </w:p>
+    <w:p>
+      <w:r>
+        <w:t>(105, 'JOHN', 13500),</w:t>
+      </w:r>
+    </w:p>
+    <w:p>
+      <w:r>
+        <w:t>(106, 'ABHISHEK', 20500),</w:t>
+      </w:r>
+    </w:p>
+    <w:p>
+      <w:r>
+        <w:t>(107, 'ANAND', 18000),</w:t>
+      </w:r>
+    </w:p>
+    <w:p>
+      <w:r>
+        <w:t>(108, 'MANISH', 19000),</w:t>
+      </w:r>
+    </w:p>
+    <w:p>
+      <w:r>
+        <w:t>(109, 'SHYAM', 20000),</w:t>
+      </w:r>
+    </w:p>
+    <w:p>
+      <w:r>
+        <w:t>(110, 'JOHN', 13500),</w:t>
+      </w:r>
+    </w:p>
+    <w:p>
+      <w:r>
+        <w:t>(111, 'RAM', 25000),</w:t>
+      </w:r>
+    </w:p>
+    <w:p>
+      <w:r>
+        <w:t>(112, 'SHYAM', 20000),</w:t>
+      </w:r>
+    </w:p>
+    <w:p>
+      <w:r>
+        <w:t>(113, 'GOPAL', 12700),</w:t>
+      </w:r>
+    </w:p>
+    <w:p>
+      <w:r>
+        <w:t>(114, 'MOHAN', 14000),</w:t>
+      </w:r>
+    </w:p>
+    <w:p>
+      <w:r>
+        <w:t>(115, 'JOHN', 13500),</w:t>
+      </w:r>
+    </w:p>
+    <w:p>
+      <w:r>
+        <w:t>(116, 'ABHISHEK', 20600),</w:t>
+      </w:r>
+    </w:p>
+    <w:p>
+      <w:r>
+        <w:t>(117, 'ANAND', 18000),</w:t>
+      </w:r>
+    </w:p>
+    <w:p>
+      <w:r>
+        <w:t>(118, 'MANISH', 19000),</w:t>
+      </w:r>
+    </w:p>
+    <w:p>
+      <w:r>
+        <w:t>(119, 'SHYAM', 20400),</w:t>
+      </w:r>
+    </w:p>
+    <w:p>
+      <w:r>
+        <w:t>(120, 'JOHN', 13500),</w:t>
+      </w:r>
+    </w:p>
+    <w:p>
+      <w:r>
+        <w:t>(120, 'JOHN', -22000);</w:t>
+      </w:r>
+    </w:p>
+    <w:p>
+      <w:r>
+        <w:t>CREATE TABLE Department(</w:t>
+      </w:r>
+    </w:p>
+    <w:p>
+      <w:r>
+        <w:t>DEPT_ID INT,</w:t>
+      </w:r>
+    </w:p>
+    <w:p>
+      <w:r>
+        <w:t>DEPT VARCHAR(50),</w:t>
+      </w:r>
+    </w:p>
+    <w:p>
+      <w:r>
+        <w:t>HIRING_DATE DATE</w:t>
       </w:r>
     </w:p>
     <w:p>
@@ -149,12 +174,13 @@
     </w:p>
     <w:p>
       <w:r>
+        <w:lastRenderedPageBreak/>
         <w:t>INSERT INTO Department</w:t>
       </w:r>
     </w:p>
     <w:p>
       <w:r>
-        <w:t>(DPTID, DEPARTMENT, JOINING_DATE)</w:t>
+        <w:t>(DEPT_ID, DEPT, HIRING_DATE)</w:t>
       </w:r>
     </w:p>
     <w:p>
@@ -164,74 +190,167 @@
     </w:p>
     <w:p>
       <w:r>
-        <w:t>(1, 'FIN','2026-01-01'),</w:t>
-      </w:r>
-    </w:p>
-    <w:p>
-      <w:r>
-        <w:t>(2, 'HR', '2026-01-10'),</w:t>
-      </w:r>
-    </w:p>
-    <w:p>
-      <w:r>
-        <w:t>(3, 'FIN', '2026-02-05'),</w:t>
-      </w:r>
-    </w:p>
-    <w:p>
-      <w:r>
-        <w:t>(4, 'IT', '2026-03-15'),</w:t>
-      </w:r>
-    </w:p>
-    <w:p>
-      <w:r>
-        <w:t>(5, 'IT', '2026-04-18'),</w:t>
-      </w:r>
-    </w:p>
-    <w:p>
-      <w:r>
-        <w:t>(8, 'MGMT', '2026-05-20'),</w:t>
-      </w:r>
-    </w:p>
-    <w:p>
-      <w:r>
-        <w:t>(9, 'HR', '2026-01-10'),</w:t>
+        <w:t>(101, 'FIN','2026-01-01'),</w:t>
+      </w:r>
+    </w:p>
+    <w:p>
+      <w:r>
+        <w:t>(102, 'HR', '2026-01-10'),</w:t>
+      </w:r>
+    </w:p>
+    <w:p>
+      <w:r>
+        <w:t>(102, 'HR', '2026-01-10'),</w:t>
+      </w:r>
+    </w:p>
+    <w:p>
+      <w:r>
+        <w:t>(104, 'IT', '2026-03-15'),</w:t>
+      </w:r>
+    </w:p>
+    <w:p>
+      <w:r>
+        <w:t>(104, 'IT', '2026-03-15'),</w:t>
+      </w:r>
+    </w:p>
+    <w:p>
+      <w:r>
+        <w:t>(104, 'IT', '2026-03-15'),</w:t>
+      </w:r>
+    </w:p>
+    <w:p>
+      <w:r>
+        <w:t>(105, 'HR', '2026-01-10'),</w:t>
+      </w:r>
+    </w:p>
+    <w:p>
+      <w:r>
+        <w:t>(105, 'HR', '2026-01-10'),</w:t>
+      </w:r>
+    </w:p>
+    <w:p>
+      <w:r>
+        <w:t>(110, 'HR', '2025-10-10'),</w:t>
+      </w:r>
+    </w:p>
+    <w:p>
+      <w:r>
+        <w:t>(111, 'MGMT', '2025-12-05'),</w:t>
+      </w:r>
+    </w:p>
+    <w:p>
+      <w:r>
+        <w:t>(115, 'FIN','2026-01-01'),</w:t>
+      </w:r>
+    </w:p>
+    <w:p>
+      <w:r>
+        <w:t>(116, 'HR', '2026-01-10'),</w:t>
+      </w:r>
+    </w:p>
+    <w:p>
+      <w:r>
+        <w:t>(117, 'FIN', '2026-02-05'),</w:t>
+      </w:r>
+    </w:p>
+    <w:p>
+      <w:r>
+        <w:t>(118, 'IT', '2026-03-15'),</w:t>
+      </w:r>
+    </w:p>
+    <w:p>
+      <w:r>
+        <w:t>(119, 'IT', '2026-04-18'),</w:t>
+      </w:r>
+    </w:p>
+    <w:p>
+      <w:r>
+        <w:t>(120, 'MGMT', '2026-05-20'),</w:t>
+      </w:r>
+    </w:p>
+    <w:p>
+      <w:r>
+        <w:t>(121, 'HR', '2026-01-10'),</w:t>
+      </w:r>
+    </w:p>
+    <w:p>
+      <w:r>
+        <w:t>(122, 'IT', '2026-04-18'),</w:t>
+      </w:r>
+    </w:p>
+    <w:p>
+      <w:r>
+        <w:t>(124, 'HR', '2025-10-10'),</w:t>
+      </w:r>
+    </w:p>
+    <w:p>
+      <w:r>
+        <w:t>(125, 'MGMT', '2025-12-05');</w:t>
+      </w:r>
+    </w:p>
+    <w:p/>
+    <w:p>
+      <w:r>
+        <w:t>-- Top 5 highest salary employees</w:t>
+      </w:r>
+    </w:p>
+    <w:p>
+      <w:r>
+        <w:t>SELECT EMPNAME, SALARY FROM Employee</w:t>
+      </w:r>
+    </w:p>
+    <w:p>
+      <w:r>
+        <w:t>ORDER BY SALARY DESC</w:t>
+      </w:r>
+    </w:p>
+    <w:p>
+      <w:r>
+        <w:t>LIMIT 5;</w:t>
+      </w:r>
+    </w:p>
+    <w:p/>
+    <w:p>
+      <w:r>
+        <w:t>-- Department wise employee count</w:t>
+      </w:r>
+    </w:p>
+    <w:p>
+      <w:r>
+        <w:t>SELECT DEPT, COUNT(DEPT) FROM Department</w:t>
+      </w:r>
+    </w:p>
+    <w:p>
+      <w:r>
+        <w:t>GROUP BY DEPT;</w:t>
+      </w:r>
+    </w:p>
+    <w:p/>
+    <w:p>
+      <w:r>
+        <w:t>-- Find Second highest salary</w:t>
       </w:r>
     </w:p>
     <w:p>
       <w:r>
         <w:lastRenderedPageBreak/>
-        <w:t>(10, 'IT', '2026-04-18'),</w:t>
-      </w:r>
-    </w:p>
-    <w:p>
-      <w:r>
-        <w:t>(11, 'HR', '2025-10-10'),</w:t>
-      </w:r>
-    </w:p>
-    <w:p>
-      <w:r>
-        <w:t>(12, 'MGMT', '2025-12-05');</w:t>
-      </w:r>
-    </w:p>
-    <w:p/>
-    <w:p/>
-    <w:p>
-      <w:pPr>
-        <w:rPr>
-          <w:b/>
-          <w:bCs/>
-          <w:sz w:val="24"/>
-          <w:szCs w:val="24"/>
-        </w:rPr>
-      </w:pPr>
-      <w:r>
-        <w:rPr>
-          <w:b/>
-          <w:bCs/>
-          <w:sz w:val="24"/>
-          <w:szCs w:val="24"/>
-        </w:rPr>
-        <w:t>-- Top 5 highest salary employees</w:t>
+        <w:t>SELECT EMPNAME, SALARY AS SECOND_HIGHEST_SALARY FROM Employee</w:t>
+      </w:r>
+    </w:p>
+    <w:p>
+      <w:r>
+        <w:t>ORDER BY SALARY DESC</w:t>
+      </w:r>
+    </w:p>
+    <w:p>
+      <w:r>
+        <w:t>LIMIT 1 OFFSET 1;</w:t>
+      </w:r>
+    </w:p>
+    <w:p/>
+    <w:p>
+      <w:r>
+        <w:t>-- Employees whose salary &gt; department average salary</w:t>
       </w:r>
     </w:p>
     <w:p>
@@ -241,124 +360,6 @@
     </w:p>
     <w:p>
       <w:r>
-        <w:t>ORDER BY SALARY DESC</w:t>
-      </w:r>
-    </w:p>
-    <w:p>
-      <w:r>
-        <w:t>LIMIT 5;</w:t>
-      </w:r>
-    </w:p>
-    <w:p/>
-    <w:p>
-      <w:pPr>
-        <w:rPr>
-          <w:b/>
-          <w:bCs/>
-          <w:sz w:val="24"/>
-          <w:szCs w:val="24"/>
-        </w:rPr>
-      </w:pPr>
-      <w:r>
-        <w:rPr>
-          <w:b/>
-          <w:bCs/>
-          <w:sz w:val="24"/>
-          <w:szCs w:val="24"/>
-        </w:rPr>
-        <w:t>-- Department wise employee count</w:t>
-      </w:r>
-    </w:p>
-    <w:p>
-      <w:r>
-        <w:t>SELECT DEPARTMENT, COUNT(DEPARTMENT) FROM Department</w:t>
-      </w:r>
-    </w:p>
-    <w:p>
-      <w:r>
-        <w:t>GROUP BY DEPARTMENT;</w:t>
-      </w:r>
-    </w:p>
-    <w:p>
-      <w:pPr>
-        <w:rPr>
-          <w:b/>
-          <w:bCs/>
-          <w:sz w:val="24"/>
-          <w:szCs w:val="24"/>
-        </w:rPr>
-      </w:pPr>
-    </w:p>
-    <w:p>
-      <w:pPr>
-        <w:rPr>
-          <w:b/>
-          <w:bCs/>
-          <w:sz w:val="24"/>
-          <w:szCs w:val="24"/>
-        </w:rPr>
-      </w:pPr>
-      <w:r>
-        <w:rPr>
-          <w:b/>
-          <w:bCs/>
-          <w:sz w:val="24"/>
-          <w:szCs w:val="24"/>
-        </w:rPr>
-        <w:t>-- Find Second highest salary</w:t>
-      </w:r>
-    </w:p>
-    <w:p>
-      <w:r>
-        <w:t>SELECT EMPNAME, SALARY AS SECOND_HIGHEST_SALARY FROM Employee</w:t>
-      </w:r>
-    </w:p>
-    <w:p>
-      <w:r>
-        <w:t>ORDER BY SALARY DESC</w:t>
-      </w:r>
-    </w:p>
-    <w:p>
-      <w:r>
-        <w:t>LIMIT 1 OFFSET 1;</w:t>
-      </w:r>
-    </w:p>
-    <w:p>
-      <w:pPr>
-        <w:rPr>
-          <w:b/>
-          <w:bCs/>
-          <w:sz w:val="24"/>
-          <w:szCs w:val="24"/>
-        </w:rPr>
-      </w:pPr>
-    </w:p>
-    <w:p>
-      <w:pPr>
-        <w:rPr>
-          <w:b/>
-          <w:bCs/>
-          <w:sz w:val="24"/>
-          <w:szCs w:val="24"/>
-        </w:rPr>
-      </w:pPr>
-      <w:r>
-        <w:rPr>
-          <w:b/>
-          <w:bCs/>
-          <w:sz w:val="24"/>
-          <w:szCs w:val="24"/>
-        </w:rPr>
-        <w:t>-- Employees whose salary &gt; department average salary</w:t>
-      </w:r>
-    </w:p>
-    <w:p>
-      <w:r>
-        <w:t>SELECT EMPNAME, SALARY FROM Employee</w:t>
-      </w:r>
-    </w:p>
-    <w:p>
-      <w:r>
         <w:t>WHERE SALARY &gt; (SELECT AVG(SALARY) FROM Employee)</w:t>
       </w:r>
     </w:p>
@@ -367,32 +368,9 @@
         <w:t>ORDER BY SALARY DESC;</w:t>
       </w:r>
     </w:p>
-    <w:p>
-      <w:pPr>
-        <w:rPr>
-          <w:b/>
-          <w:bCs/>
-          <w:sz w:val="24"/>
-          <w:szCs w:val="24"/>
-        </w:rPr>
-      </w:pPr>
-    </w:p>
-    <w:p>
-      <w:pPr>
-        <w:rPr>
-          <w:b/>
-          <w:bCs/>
-          <w:sz w:val="24"/>
-          <w:szCs w:val="24"/>
-        </w:rPr>
-      </w:pPr>
-      <w:r>
-        <w:rPr>
-          <w:b/>
-          <w:bCs/>
-          <w:sz w:val="24"/>
-          <w:szCs w:val="24"/>
-        </w:rPr>
+    <w:p/>
+    <w:p>
+      <w:r>
         <w:t>-- Inner Join</w:t>
       </w:r>
     </w:p>
@@ -411,18 +389,16 @@
         <w:t xml:space="preserve">ON </w:t>
       </w:r>
       <w:proofErr w:type="spellStart"/>
-      <w:proofErr w:type="gramStart"/>
       <w:r>
         <w:t>e.EMPID</w:t>
       </w:r>
       <w:proofErr w:type="spellEnd"/>
-      <w:proofErr w:type="gramEnd"/>
       <w:r>
         <w:t xml:space="preserve"> = </w:t>
       </w:r>
       <w:proofErr w:type="spellStart"/>
       <w:r>
-        <w:t>d.DPTID</w:t>
+        <w:t>d.DEPT_ID</w:t>
       </w:r>
       <w:proofErr w:type="spellEnd"/>
       <w:r>
@@ -431,21 +407,7 @@
     </w:p>
     <w:p/>
     <w:p>
-      <w:pPr>
-        <w:rPr>
-          <w:b/>
-          <w:bCs/>
-          <w:sz w:val="24"/>
-          <w:szCs w:val="24"/>
-        </w:rPr>
-      </w:pPr>
-      <w:r>
-        <w:rPr>
-          <w:b/>
-          <w:bCs/>
-          <w:sz w:val="24"/>
-          <w:szCs w:val="24"/>
-        </w:rPr>
+      <w:r>
         <w:t>-- Left Join</w:t>
       </w:r>
     </w:p>
@@ -464,50 +426,25 @@
         <w:t xml:space="preserve">ON </w:t>
       </w:r>
       <w:proofErr w:type="spellStart"/>
-      <w:proofErr w:type="gramStart"/>
       <w:r>
         <w:t>e.EMPID</w:t>
       </w:r>
       <w:proofErr w:type="spellEnd"/>
-      <w:proofErr w:type="gramEnd"/>
       <w:r>
         <w:t xml:space="preserve"> = </w:t>
       </w:r>
       <w:proofErr w:type="spellStart"/>
       <w:r>
-        <w:t>d.DPTID</w:t>
+        <w:t>d.DEPT_ID</w:t>
       </w:r>
       <w:proofErr w:type="spellEnd"/>
       <w:r>
         <w:t>;</w:t>
       </w:r>
     </w:p>
-    <w:p>
-      <w:pPr>
-        <w:rPr>
-          <w:b/>
-          <w:bCs/>
-          <w:sz w:val="24"/>
-          <w:szCs w:val="24"/>
-        </w:rPr>
-      </w:pPr>
-    </w:p>
-    <w:p>
-      <w:pPr>
-        <w:rPr>
-          <w:b/>
-          <w:bCs/>
-          <w:sz w:val="24"/>
-          <w:szCs w:val="24"/>
-        </w:rPr>
-      </w:pPr>
-      <w:r>
-        <w:rPr>
-          <w:b/>
-          <w:bCs/>
-          <w:sz w:val="24"/>
-          <w:szCs w:val="24"/>
-        </w:rPr>
+    <w:p/>
+    <w:p>
+      <w:r>
         <w:t>-- Employees hired in last 6 months</w:t>
       </w:r>
     </w:p>
@@ -522,7 +459,7 @@
       </w:r>
       <w:proofErr w:type="spellStart"/>
       <w:r>
-        <w:t>JOINING_Date</w:t>
+        <w:t>HIRING_Date</w:t>
       </w:r>
       <w:proofErr w:type="spellEnd"/>
       <w:r>
@@ -531,40 +468,12 @@
     </w:p>
     <w:p/>
     <w:p>
-      <w:pPr>
-        <w:rPr>
-          <w:b/>
-          <w:bCs/>
-          <w:sz w:val="24"/>
-          <w:szCs w:val="24"/>
-        </w:rPr>
-      </w:pPr>
-      <w:r>
-        <w:rPr>
-          <w:b/>
-          <w:bCs/>
-          <w:sz w:val="24"/>
-          <w:szCs w:val="24"/>
-        </w:rPr>
+      <w:r>
         <w:t>-- Find the Duplicates records</w:t>
       </w:r>
     </w:p>
     <w:p>
-      <w:pPr>
-        <w:rPr>
-          <w:b/>
-          <w:bCs/>
-          <w:sz w:val="24"/>
-          <w:szCs w:val="24"/>
-        </w:rPr>
-      </w:pPr>
-      <w:r>
-        <w:rPr>
-          <w:b/>
-          <w:bCs/>
-          <w:sz w:val="24"/>
-          <w:szCs w:val="24"/>
-        </w:rPr>
+      <w:r>
         <w:t>-- Group By with Having</w:t>
       </w:r>
     </w:p>
@@ -578,15 +487,7 @@
       </w:r>
       <w:proofErr w:type="spellEnd"/>
       <w:r>
-        <w:t xml:space="preserve">, </w:t>
-      </w:r>
-      <w:proofErr w:type="gramStart"/>
-      <w:r>
-        <w:t>COUNT(</w:t>
-      </w:r>
-      <w:proofErr w:type="gramEnd"/>
-      <w:r>
-        <w:t xml:space="preserve">*) AS </w:t>
+        <w:t xml:space="preserve">, COUNT(*) AS </w:t>
       </w:r>
       <w:proofErr w:type="spellStart"/>
       <w:r>
@@ -609,34 +510,12 @@
     </w:p>
     <w:p>
       <w:r>
-        <w:t xml:space="preserve">HAVING </w:t>
-      </w:r>
-      <w:proofErr w:type="gramStart"/>
-      <w:r>
-        <w:t>COUNT(</w:t>
-      </w:r>
-      <w:proofErr w:type="gramEnd"/>
-      <w:r>
-        <w:t>*) &gt; 1;</w:t>
-      </w:r>
-    </w:p>
-    <w:p/>
-    <w:p>
-      <w:pPr>
-        <w:rPr>
-          <w:b/>
-          <w:bCs/>
-          <w:sz w:val="24"/>
-          <w:szCs w:val="24"/>
-        </w:rPr>
-      </w:pPr>
-      <w:r>
-        <w:rPr>
-          <w:b/>
-          <w:bCs/>
-          <w:sz w:val="24"/>
-          <w:szCs w:val="24"/>
-        </w:rPr>
+        <w:t>HAVING COUNT(*) &gt; 1;</w:t>
+      </w:r>
+    </w:p>
+    <w:p/>
+    <w:p>
+      <w:r>
         <w:t>-- How to remove the duplicates record (Method 1)</w:t>
       </w:r>
     </w:p>
@@ -662,52 +541,17 @@
     </w:p>
     <w:p>
       <w:r>
-        <w:t xml:space="preserve">HAVING </w:t>
-      </w:r>
-      <w:proofErr w:type="gramStart"/>
-      <w:r>
-        <w:t>COUNT(</w:t>
-      </w:r>
-      <w:proofErr w:type="gramEnd"/>
-      <w:r>
-        <w:t>*) &gt; 1);</w:t>
-      </w:r>
-    </w:p>
-    <w:p>
-      <w:pPr>
-        <w:rPr>
-          <w:b/>
-          <w:bCs/>
-          <w:sz w:val="24"/>
-          <w:szCs w:val="24"/>
-        </w:rPr>
-      </w:pPr>
-      <w:r>
-        <w:rPr>
-          <w:b/>
-          <w:bCs/>
-          <w:sz w:val="24"/>
-          <w:szCs w:val="24"/>
-        </w:rPr>
+        <w:t>HAVING COUNT(*) &gt; 1);</w:t>
+      </w:r>
+    </w:p>
+    <w:p>
+      <w:r>
+        <w:lastRenderedPageBreak/>
         <w:t xml:space="preserve">   </w:t>
       </w:r>
     </w:p>
     <w:p>
-      <w:pPr>
-        <w:rPr>
-          <w:b/>
-          <w:bCs/>
-          <w:sz w:val="24"/>
-          <w:szCs w:val="24"/>
-        </w:rPr>
-      </w:pPr>
-      <w:r>
-        <w:rPr>
-          <w:b/>
-          <w:bCs/>
-          <w:sz w:val="24"/>
-          <w:szCs w:val="24"/>
-        </w:rPr>
+      <w:r>
         <w:t>-- How to remove the duplicates record (Method 2)</w:t>
       </w:r>
     </w:p>
@@ -723,28 +567,23 @@
     </w:p>
     <w:p>
       <w:r>
-        <w:t>WHERE d</w:t>
-      </w:r>
-      <w:proofErr w:type="gramStart"/>
-      <w:r>
-        <w:t>1.DEPARTMENT</w:t>
-      </w:r>
-      <w:proofErr w:type="gramEnd"/>
-      <w:r>
-        <w:t xml:space="preserve"> = d2.DEPARTMENT</w:t>
-      </w:r>
-    </w:p>
-    <w:p>
-      <w:r>
-        <w:t>AND d</w:t>
-      </w:r>
-      <w:proofErr w:type="gramStart"/>
-      <w:r>
-        <w:t>1.DPTID</w:t>
-      </w:r>
-      <w:proofErr w:type="gramEnd"/>
-      <w:r>
-        <w:t xml:space="preserve"> &gt; d2.DPTID;</w:t>
+        <w:t>WHERE d1.DEPT = d2.DEPT</w:t>
+      </w:r>
+    </w:p>
+    <w:p>
+      <w:r>
+        <w:t>AND d1.DEPT_ID &gt; d2.DEPT_ID;</w:t>
+      </w:r>
+    </w:p>
+    <w:p/>
+    <w:p>
+      <w:r>
+        <w:t xml:space="preserve">TRUNCATE TABLE Department </w:t>
+      </w:r>
+    </w:p>
+    <w:p>
+      <w:r>
+        <w:t>DROP TABLE Department</w:t>
       </w:r>
     </w:p>
     <w:p/>
@@ -756,6 +595,447 @@
     <w:p>
       <w:r>
         <w:t>SELECT * FROM Department</w:t>
+      </w:r>
+    </w:p>
+    <w:p/>
+    <w:p/>
+    <w:p>
+      <w:r>
+        <w:t>-- Handle Window function</w:t>
+      </w:r>
+    </w:p>
+    <w:p>
+      <w:r>
+        <w:t>-- 1&gt; Ranking Function</w:t>
+      </w:r>
+    </w:p>
+    <w:p>
+      <w:r>
+        <w:t>SELECT DEPT_ID,</w:t>
+      </w:r>
+    </w:p>
+    <w:p>
+      <w:r>
+        <w:t>ROW_NUMBER() OVER(ORDER BY DEPT_ID) AS "ROW_NUMBER",</w:t>
+      </w:r>
+    </w:p>
+    <w:p>
+      <w:r>
+        <w:t>RANK() OVER(ORDER BY DEPT_ID) AS "RANK",</w:t>
+      </w:r>
+    </w:p>
+    <w:p>
+      <w:r>
+        <w:t>DENSE_RANK() OVER(ORDER BY DEPT_ID) AS "DENSE_RANK",</w:t>
+      </w:r>
+    </w:p>
+    <w:p>
+      <w:r>
+        <w:t>PERCENT_RANK() OVER(ORDER BY DEPT_ID) AS "PERCENT_RANK"</w:t>
+      </w:r>
+    </w:p>
+    <w:p>
+      <w:r>
+        <w:t>FROM Department;</w:t>
+      </w:r>
+    </w:p>
+    <w:p/>
+    <w:p>
+      <w:r>
+        <w:t>-- 2&gt; Analytics Function</w:t>
+      </w:r>
+    </w:p>
+    <w:p>
+      <w:r>
+        <w:t>SELECT DEPT_ID,</w:t>
+      </w:r>
+    </w:p>
+    <w:p>
+      <w:r>
+        <w:t>FIRST_VALUE(DEPT_ID) OVER(ORDER BY DEPT_ID) AS "FIRST_VALUE",</w:t>
+      </w:r>
+    </w:p>
+    <w:p>
+      <w:r>
+        <w:t>LAST_VALUE(DEPT_ID) OVER(ORDER BY DEPT_ID) AS "LAST_VALUE",</w:t>
+      </w:r>
+    </w:p>
+    <w:p>
+      <w:r>
+        <w:t>LEAD(DEPT_ID) OVER(ORDER BY DEPT_ID) AS "LEAD",</w:t>
+      </w:r>
+    </w:p>
+    <w:p>
+      <w:r>
+        <w:t>LAG(DEPT_ID) OVER(ORDER BY DEPT_ID) AS "LAG"</w:t>
+      </w:r>
+    </w:p>
+    <w:p>
+      <w:r>
+        <w:t>FROM Department;</w:t>
+      </w:r>
+    </w:p>
+    <w:p/>
+    <w:p>
+      <w:r>
+        <w:t>-- LEAD BY 2 values AND LAG BY 4 values</w:t>
+      </w:r>
+    </w:p>
+    <w:p>
+      <w:r>
+        <w:t>SELECT DEPT_ID,</w:t>
+      </w:r>
+    </w:p>
+    <w:p>
+      <w:r>
+        <w:t>LEAD(DEPT_ID,2) OVER(ORDER BY DEPT_ID) AS "LEAD_BY2",</w:t>
+      </w:r>
+    </w:p>
+    <w:p>
+      <w:r>
+        <w:lastRenderedPageBreak/>
+        <w:t>LAG(DEPT_ID,4) OVER(ORDER BY DEPT_ID) AS "LAG_BY4"</w:t>
+      </w:r>
+    </w:p>
+    <w:p>
+      <w:r>
+        <w:t>FROM Department;</w:t>
+      </w:r>
+    </w:p>
+    <w:p/>
+    <w:p>
+      <w:r>
+        <w:t xml:space="preserve">-- Handle Case When  </w:t>
+      </w:r>
+    </w:p>
+    <w:p>
+      <w:r>
+        <w:t>SELECT empid, salary,</w:t>
+      </w:r>
+    </w:p>
+    <w:p>
+      <w:r>
+        <w:t>CASE</w:t>
+      </w:r>
+    </w:p>
+    <w:p>
+      <w:r>
+        <w:t>WHEN salary &gt; 15000 THEN 'SR_EMP'</w:t>
+      </w:r>
+    </w:p>
+    <w:p>
+      <w:r>
+        <w:t>WHEN salary = 15000 THEN 'MID_LEVEL_EMP'</w:t>
+      </w:r>
+    </w:p>
+    <w:p>
+      <w:r>
+        <w:t>ELSE 'ENTRY_LEVEL_EMP'</w:t>
+      </w:r>
+    </w:p>
+    <w:p>
+      <w:r>
+        <w:t>END AS "EMP_STATUS"</w:t>
+      </w:r>
+    </w:p>
+    <w:p>
+      <w:r>
+        <w:t>FROM Employee</w:t>
+      </w:r>
+    </w:p>
+    <w:p>
+      <w:r>
+        <w:t>ORDER BY salary DESC</w:t>
+      </w:r>
+    </w:p>
+    <w:p>
+      <w:r>
+        <w:t>LIMIT 10;</w:t>
+      </w:r>
+    </w:p>
+    <w:p/>
+    <w:p>
+      <w:r>
+        <w:t>-- Views</w:t>
+      </w:r>
+    </w:p>
+    <w:p>
+      <w:r>
+        <w:t>CREATE VIEW HIGH_SALARY_WITH_DEPT</w:t>
+      </w:r>
+    </w:p>
+    <w:p>
+      <w:r>
+        <w:t>AS</w:t>
+      </w:r>
+    </w:p>
+    <w:p>
+      <w:r>
+        <w:t>SELECT empid, salary,</w:t>
+      </w:r>
+    </w:p>
+    <w:p>
+      <w:r>
+        <w:t>CASE</w:t>
+      </w:r>
+    </w:p>
+    <w:p>
+      <w:r>
+        <w:t>WHEN salary &gt; 15000 THEN 'SR_EMP'</w:t>
+      </w:r>
+    </w:p>
+    <w:p>
+      <w:r>
+        <w:t>WHEN salary = 15000 THEN 'MID_LEVEL_EMP'</w:t>
+      </w:r>
+    </w:p>
+    <w:p>
+      <w:r>
+        <w:t>ELSE 'ENTRY_LEVEL_EMP'</w:t>
+      </w:r>
+    </w:p>
+    <w:p>
+      <w:r>
+        <w:t>END AS "EMP_STATUS"</w:t>
+      </w:r>
+    </w:p>
+    <w:p>
+      <w:r>
+        <w:t>FROM Employee</w:t>
+      </w:r>
+    </w:p>
+    <w:p>
+      <w:r>
+        <w:t>ORDER BY salary DESC</w:t>
+      </w:r>
+    </w:p>
+    <w:p>
+      <w:r>
+        <w:t>LIMIT 10;</w:t>
+      </w:r>
+    </w:p>
+    <w:p/>
+    <w:p>
+      <w:r>
+        <w:t>SELECT * FROM HIGH_SALARY_WITH_DEPT</w:t>
+      </w:r>
+    </w:p>
+    <w:p/>
+    <w:p>
+      <w:r>
+        <w:t>-- Triggers -- BEFORE INSERT Trigger</w:t>
+      </w:r>
+    </w:p>
+    <w:p>
+      <w:r>
+        <w:t xml:space="preserve">CREATE OR REPLACE FUNCTION </w:t>
+      </w:r>
+      <w:proofErr w:type="spellStart"/>
+      <w:r>
+        <w:t>check_salary</w:t>
+      </w:r>
+      <w:proofErr w:type="spellEnd"/>
+      <w:r>
+        <w:t>()</w:t>
+      </w:r>
+    </w:p>
+    <w:p>
+      <w:r>
+        <w:t>RETURNS TRIGGER AS $$</w:t>
+      </w:r>
+    </w:p>
+    <w:p>
+      <w:r>
+        <w:t>BEGIN</w:t>
+      </w:r>
+    </w:p>
+    <w:p>
+      <w:r>
+        <w:t xml:space="preserve">    IF </w:t>
+      </w:r>
+      <w:proofErr w:type="spellStart"/>
+      <w:r>
+        <w:t>NEW.salary</w:t>
+      </w:r>
+      <w:proofErr w:type="spellEnd"/>
+      <w:r>
+        <w:t xml:space="preserve"> &lt; 0 THEN</w:t>
+      </w:r>
+    </w:p>
+    <w:p>
+      <w:r>
+        <w:lastRenderedPageBreak/>
+        <w:t xml:space="preserve">        RAISE EXCEPTION 'Salary cannot be negative';</w:t>
+      </w:r>
+    </w:p>
+    <w:p>
+      <w:r>
+        <w:t xml:space="preserve">    END IF;</w:t>
+      </w:r>
+    </w:p>
+    <w:p/>
+    <w:p>
+      <w:r>
+        <w:t xml:space="preserve">    RETURN NEW;</w:t>
+      </w:r>
+    </w:p>
+    <w:p>
+      <w:r>
+        <w:t>END;</w:t>
+      </w:r>
+    </w:p>
+    <w:p>
+      <w:r>
+        <w:t xml:space="preserve">$$ LANGUAGE </w:t>
+      </w:r>
+      <w:proofErr w:type="spellStart"/>
+      <w:r>
+        <w:t>plpgsql</w:t>
+      </w:r>
+      <w:proofErr w:type="spellEnd"/>
+      <w:r>
+        <w:t>;</w:t>
+      </w:r>
+    </w:p>
+    <w:p/>
+    <w:p>
+      <w:r>
+        <w:t xml:space="preserve">CREATE TRIGGER </w:t>
+      </w:r>
+      <w:proofErr w:type="spellStart"/>
+      <w:r>
+        <w:t>trg_check_salary</w:t>
+      </w:r>
+      <w:proofErr w:type="spellEnd"/>
+    </w:p>
+    <w:p>
+      <w:r>
+        <w:t>BEFORE INSERT</w:t>
+      </w:r>
+    </w:p>
+    <w:p>
+      <w:r>
+        <w:t>ON Employee</w:t>
+      </w:r>
+    </w:p>
+    <w:p>
+      <w:r>
+        <w:t>FOR EACH ROW</w:t>
+      </w:r>
+    </w:p>
+    <w:p>
+      <w:r>
+        <w:t xml:space="preserve">EXECUTE FUNCTION </w:t>
+      </w:r>
+      <w:proofErr w:type="spellStart"/>
+      <w:r>
+        <w:t>check_salary</w:t>
+      </w:r>
+      <w:proofErr w:type="spellEnd"/>
+      <w:r>
+        <w:t>();</w:t>
+      </w:r>
+    </w:p>
+    <w:p/>
+    <w:p>
+      <w:r>
+        <w:t>--Triggers -- AFTER INSERT Trigger (Audit Log)</w:t>
+      </w:r>
+    </w:p>
+    <w:p>
+      <w:r>
+        <w:t xml:space="preserve">CREATE OR REPLACE FUNCTION </w:t>
+      </w:r>
+      <w:proofErr w:type="spellStart"/>
+      <w:r>
+        <w:t>log_employee_insert</w:t>
+      </w:r>
+      <w:proofErr w:type="spellEnd"/>
+      <w:r>
+        <w:t>()</w:t>
+      </w:r>
+    </w:p>
+    <w:p>
+      <w:r>
+        <w:t>RETURNS TRIGGER AS $$</w:t>
+      </w:r>
+    </w:p>
+    <w:p>
+      <w:r>
+        <w:t>BEGIN</w:t>
+      </w:r>
+    </w:p>
+    <w:p>
+      <w:r>
+        <w:t xml:space="preserve">    INSERT INTO Employee</w:t>
+      </w:r>
+    </w:p>
+    <w:p>
+      <w:r>
+        <w:t xml:space="preserve">    VALUES (NEW.EMPID, 'INSERT', CURRENT_TIMESTAMP);</w:t>
+      </w:r>
+    </w:p>
+    <w:p/>
+    <w:p>
+      <w:r>
+        <w:t xml:space="preserve">    RETURN NEW;</w:t>
+      </w:r>
+    </w:p>
+    <w:p>
+      <w:r>
+        <w:t>END;</w:t>
+      </w:r>
+    </w:p>
+    <w:p>
+      <w:r>
+        <w:t xml:space="preserve">$$ LANGUAGE </w:t>
+      </w:r>
+      <w:proofErr w:type="spellStart"/>
+      <w:r>
+        <w:t>plpgsql</w:t>
+      </w:r>
+      <w:proofErr w:type="spellEnd"/>
+      <w:r>
+        <w:t>;</w:t>
+      </w:r>
+    </w:p>
+    <w:p/>
+    <w:p>
+      <w:r>
+        <w:t xml:space="preserve">CREATE TRIGGER </w:t>
+      </w:r>
+      <w:proofErr w:type="spellStart"/>
+      <w:r>
+        <w:t>trg_employee_audit</w:t>
+      </w:r>
+      <w:proofErr w:type="spellEnd"/>
+    </w:p>
+    <w:p>
+      <w:r>
+        <w:t>AFTER INSERT</w:t>
+      </w:r>
+    </w:p>
+    <w:p>
+      <w:r>
+        <w:t>ON Employee</w:t>
+      </w:r>
+    </w:p>
+    <w:p>
+      <w:r>
+        <w:t>FOR EACH ROW</w:t>
+      </w:r>
+    </w:p>
+    <w:p>
+      <w:r>
+        <w:t xml:space="preserve">EXECUTE FUNCTION </w:t>
+      </w:r>
+      <w:proofErr w:type="spellStart"/>
+      <w:r>
+        <w:t>log_employee_insert</w:t>
+      </w:r>
+      <w:proofErr w:type="spellEnd"/>
+      <w:r>
+        <w:t>();</w:t>
       </w:r>
     </w:p>
     <w:sectPr>
